--- a/tillsyn/A 28167-2025 tillsynsbegäran.docx
+++ b/tillsyn/A 28167-2025 tillsynsbegäran.docx
@@ -253,7 +253,7 @@
     <w:r>
       <w:tab/>
       <w:tab/>
-      <w:t>2025-06-18</w:t>
+      <w:t>2025-06-19</w:t>
       <w:br/>
       <w:br/>
     </w:r>

--- a/tillsyn/A 28167-2025 tillsynsbegäran.docx
+++ b/tillsyn/A 28167-2025 tillsynsbegäran.docx
@@ -253,7 +253,7 @@
     <w:r>
       <w:tab/>
       <w:tab/>
-      <w:t>2025-06-19</w:t>
+      <w:t>2025-06-20</w:t>
       <w:br/>
       <w:br/>
     </w:r>

--- a/tillsyn/A 28167-2025 tillsynsbegäran.docx
+++ b/tillsyn/A 28167-2025 tillsynsbegäran.docx
@@ -253,7 +253,7 @@
     <w:r>
       <w:tab/>
       <w:tab/>
-      <w:t>2025-06-20</w:t>
+      <w:t>2025-06-21</w:t>
       <w:br/>
       <w:br/>
     </w:r>

--- a/tillsyn/A 28167-2025 tillsynsbegäran.docx
+++ b/tillsyn/A 28167-2025 tillsynsbegäran.docx
@@ -253,7 +253,7 @@
     <w:r>
       <w:tab/>
       <w:tab/>
-      <w:t>2025-06-21</w:t>
+      <w:t>2025-06-22</w:t>
       <w:br/>
       <w:br/>
     </w:r>

--- a/tillsyn/A 28167-2025 tillsynsbegäran.docx
+++ b/tillsyn/A 28167-2025 tillsynsbegäran.docx
@@ -253,7 +253,7 @@
     <w:r>
       <w:tab/>
       <w:tab/>
-      <w:t>2025-06-22</w:t>
+      <w:t>2025-06-23</w:t>
       <w:br/>
       <w:br/>
     </w:r>

--- a/tillsyn/A 28167-2025 tillsynsbegäran.docx
+++ b/tillsyn/A 28167-2025 tillsynsbegäran.docx
@@ -253,7 +253,7 @@
     <w:r>
       <w:tab/>
       <w:tab/>
-      <w:t>2025-06-23</w:t>
+      <w:t>2025-06-24</w:t>
       <w:br/>
       <w:br/>
     </w:r>

--- a/tillsyn/A 28167-2025 tillsynsbegäran.docx
+++ b/tillsyn/A 28167-2025 tillsynsbegäran.docx
@@ -253,7 +253,7 @@
     <w:r>
       <w:tab/>
       <w:tab/>
-      <w:t>2025-06-24</w:t>
+      <w:t>2025-06-25</w:t>
       <w:br/>
       <w:br/>
     </w:r>

--- a/tillsyn/A 28167-2025 tillsynsbegäran.docx
+++ b/tillsyn/A 28167-2025 tillsynsbegäran.docx
@@ -253,7 +253,7 @@
     <w:r>
       <w:tab/>
       <w:tab/>
-      <w:t>2025-06-25</w:t>
+      <w:t>2025-06-26</w:t>
       <w:br/>
       <w:br/>
     </w:r>

--- a/tillsyn/A 28167-2025 tillsynsbegäran.docx
+++ b/tillsyn/A 28167-2025 tillsynsbegäran.docx
@@ -253,7 +253,7 @@
     <w:r>
       <w:tab/>
       <w:tab/>
-      <w:t>2025-06-26</w:t>
+      <w:t>2025-06-27</w:t>
       <w:br/>
       <w:br/>
     </w:r>

--- a/tillsyn/A 28167-2025 tillsynsbegäran.docx
+++ b/tillsyn/A 28167-2025 tillsynsbegäran.docx
@@ -253,7 +253,7 @@
     <w:r>
       <w:tab/>
       <w:tab/>
-      <w:t>2025-06-27</w:t>
+      <w:t>2025-06-28</w:t>
       <w:br/>
       <w:br/>
     </w:r>

--- a/tillsyn/A 28167-2025 tillsynsbegäran.docx
+++ b/tillsyn/A 28167-2025 tillsynsbegäran.docx
@@ -253,7 +253,7 @@
     <w:r>
       <w:tab/>
       <w:tab/>
-      <w:t>2025-06-28</w:t>
+      <w:t>2025-06-29</w:t>
       <w:br/>
       <w:br/>
     </w:r>

--- a/tillsyn/A 28167-2025 tillsynsbegäran.docx
+++ b/tillsyn/A 28167-2025 tillsynsbegäran.docx
@@ -253,7 +253,7 @@
     <w:r>
       <w:tab/>
       <w:tab/>
-      <w:t>2025-06-29</w:t>
+      <w:t>2025-06-30</w:t>
       <w:br/>
       <w:br/>
     </w:r>

--- a/tillsyn/A 28167-2025 tillsynsbegäran.docx
+++ b/tillsyn/A 28167-2025 tillsynsbegäran.docx
@@ -253,7 +253,7 @@
     <w:r>
       <w:tab/>
       <w:tab/>
-      <w:t>2025-06-30</w:t>
+      <w:t>2025-07-01</w:t>
       <w:br/>
       <w:br/>
     </w:r>

--- a/tillsyn/A 28167-2025 tillsynsbegäran.docx
+++ b/tillsyn/A 28167-2025 tillsynsbegäran.docx
@@ -253,7 +253,7 @@
     <w:r>
       <w:tab/>
       <w:tab/>
-      <w:t>2025-07-01</w:t>
+      <w:t>2025-07-02</w:t>
       <w:br/>
       <w:br/>
     </w:r>

--- a/tillsyn/A 28167-2025 tillsynsbegäran.docx
+++ b/tillsyn/A 28167-2025 tillsynsbegäran.docx
@@ -253,7 +253,7 @@
     <w:r>
       <w:tab/>
       <w:tab/>
-      <w:t>2025-07-02</w:t>
+      <w:t>2025-07-03</w:t>
       <w:br/>
       <w:br/>
     </w:r>

--- a/tillsyn/A 28167-2025 tillsynsbegäran.docx
+++ b/tillsyn/A 28167-2025 tillsynsbegäran.docx
@@ -253,7 +253,7 @@
     <w:r>
       <w:tab/>
       <w:tab/>
-      <w:t>2025-07-03</w:t>
+      <w:t>2025-07-04</w:t>
       <w:br/>
       <w:br/>
     </w:r>

--- a/tillsyn/A 28167-2025 tillsynsbegäran.docx
+++ b/tillsyn/A 28167-2025 tillsynsbegäran.docx
@@ -253,7 +253,7 @@
     <w:r>
       <w:tab/>
       <w:tab/>
-      <w:t>2025-07-04</w:t>
+      <w:t>2025-07-05</w:t>
       <w:br/>
       <w:br/>
     </w:r>

--- a/tillsyn/A 28167-2025 tillsynsbegäran.docx
+++ b/tillsyn/A 28167-2025 tillsynsbegäran.docx
@@ -253,7 +253,7 @@
     <w:r>
       <w:tab/>
       <w:tab/>
-      <w:t>2025-07-05</w:t>
+      <w:t>2025-07-06</w:t>
       <w:br/>
       <w:br/>
     </w:r>

--- a/tillsyn/A 28167-2025 tillsynsbegäran.docx
+++ b/tillsyn/A 28167-2025 tillsynsbegäran.docx
@@ -253,7 +253,7 @@
     <w:r>
       <w:tab/>
       <w:tab/>
-      <w:t>2025-07-06</w:t>
+      <w:t>2025-07-07</w:t>
       <w:br/>
       <w:br/>
     </w:r>

--- a/tillsyn/A 28167-2025 tillsynsbegäran.docx
+++ b/tillsyn/A 28167-2025 tillsynsbegäran.docx
@@ -253,7 +253,7 @@
     <w:r>
       <w:tab/>
       <w:tab/>
-      <w:t>2025-07-07</w:t>
+      <w:t>2025-07-08</w:t>
       <w:br/>
       <w:br/>
     </w:r>

--- a/tillsyn/A 28167-2025 tillsynsbegäran.docx
+++ b/tillsyn/A 28167-2025 tillsynsbegäran.docx
@@ -253,7 +253,7 @@
     <w:r>
       <w:tab/>
       <w:tab/>
-      <w:t>2025-07-08</w:t>
+      <w:t>2025-07-09</w:t>
       <w:br/>
       <w:br/>
     </w:r>

--- a/tillsyn/A 28167-2025 tillsynsbegäran.docx
+++ b/tillsyn/A 28167-2025 tillsynsbegäran.docx
@@ -253,7 +253,7 @@
     <w:r>
       <w:tab/>
       <w:tab/>
-      <w:t>2025-07-09</w:t>
+      <w:t>2025-07-11</w:t>
       <w:br/>
       <w:br/>
     </w:r>

--- a/tillsyn/A 28167-2025 tillsynsbegäran.docx
+++ b/tillsyn/A 28167-2025 tillsynsbegäran.docx
@@ -253,7 +253,7 @@
     <w:r>
       <w:tab/>
       <w:tab/>
-      <w:t>2025-07-11</w:t>
+      <w:t>2025-07-12</w:t>
       <w:br/>
       <w:br/>
     </w:r>

--- a/tillsyn/A 28167-2025 tillsynsbegäran.docx
+++ b/tillsyn/A 28167-2025 tillsynsbegäran.docx
@@ -253,7 +253,7 @@
     <w:r>
       <w:tab/>
       <w:tab/>
-      <w:t>2025-07-12</w:t>
+      <w:t>2025-07-13</w:t>
       <w:br/>
       <w:br/>
     </w:r>

--- a/tillsyn/A 28167-2025 tillsynsbegäran.docx
+++ b/tillsyn/A 28167-2025 tillsynsbegäran.docx
@@ -253,7 +253,7 @@
     <w:r>
       <w:tab/>
       <w:tab/>
-      <w:t>2025-07-13</w:t>
+      <w:t>2025-07-14</w:t>
       <w:br/>
       <w:br/>
     </w:r>

--- a/tillsyn/A 28167-2025 tillsynsbegäran.docx
+++ b/tillsyn/A 28167-2025 tillsynsbegäran.docx
@@ -253,7 +253,7 @@
     <w:r>
       <w:tab/>
       <w:tab/>
-      <w:t>2025-08-06</w:t>
+      <w:t>2025-08-09</w:t>
       <w:br/>
       <w:br/>
     </w:r>

--- a/tillsyn/A 28167-2025 tillsynsbegäran.docx
+++ b/tillsyn/A 28167-2025 tillsynsbegäran.docx
@@ -12,7 +12,7 @@
     </w:p>
     <w:p>
       <w:r>
-        <w:t>Detta dokument behandlar höga naturvärden i avverkningsanmälan A 28167-2025 i Lycksele kommun. Denna avverkningsanmälan inkom 2025-06-10 och omfattar 13,1 ha.</w:t>
+        <w:t>Detta dokument behandlar höga naturvärden i avverkningsanmälan A 28167-2025 i Lycksele kommun. Denna avverkningsanmälan inkom 2025-06-10 08:56:39 och omfattar 13,1 ha.</w:t>
       </w:r>
     </w:p>
     <w:p>

--- a/tillsyn/A 28167-2025 tillsynsbegäran.docx
+++ b/tillsyn/A 28167-2025 tillsynsbegäran.docx
@@ -253,7 +253,7 @@
     <w:r>
       <w:tab/>
       <w:tab/>
-      <w:t>2025-08-09</w:t>
+      <w:t>2025-08-10</w:t>
       <w:br/>
       <w:br/>
     </w:r>

--- a/tillsyn/A 28167-2025 tillsynsbegäran.docx
+++ b/tillsyn/A 28167-2025 tillsynsbegäran.docx
@@ -253,7 +253,7 @@
     <w:r>
       <w:tab/>
       <w:tab/>
-      <w:t>2025-08-10</w:t>
+      <w:t>2025-08-11</w:t>
       <w:br/>
       <w:br/>
     </w:r>

--- a/tillsyn/A 28167-2025 tillsynsbegäran.docx
+++ b/tillsyn/A 28167-2025 tillsynsbegäran.docx
@@ -253,7 +253,7 @@
     <w:r>
       <w:tab/>
       <w:tab/>
-      <w:t>2025-08-11</w:t>
+      <w:t>2025-08-12</w:t>
       <w:br/>
       <w:br/>
     </w:r>

--- a/tillsyn/A 28167-2025 tillsynsbegäran.docx
+++ b/tillsyn/A 28167-2025 tillsynsbegäran.docx
@@ -253,7 +253,7 @@
     <w:r>
       <w:tab/>
       <w:tab/>
-      <w:t>2025-08-12</w:t>
+      <w:t>2025-08-13</w:t>
       <w:br/>
       <w:br/>
     </w:r>

--- a/tillsyn/A 28167-2025 tillsynsbegäran.docx
+++ b/tillsyn/A 28167-2025 tillsynsbegäran.docx
@@ -253,7 +253,7 @@
     <w:r>
       <w:tab/>
       <w:tab/>
-      <w:t>2025-08-13</w:t>
+      <w:t>2025-08-14</w:t>
       <w:br/>
       <w:br/>
     </w:r>

--- a/tillsyn/A 28167-2025 tillsynsbegäran.docx
+++ b/tillsyn/A 28167-2025 tillsynsbegäran.docx
@@ -253,7 +253,7 @@
     <w:r>
       <w:tab/>
       <w:tab/>
-      <w:t>2025-08-14</w:t>
+      <w:t>2025-08-15</w:t>
       <w:br/>
       <w:br/>
     </w:r>

--- a/tillsyn/A 28167-2025 tillsynsbegäran.docx
+++ b/tillsyn/A 28167-2025 tillsynsbegäran.docx
@@ -253,7 +253,7 @@
     <w:r>
       <w:tab/>
       <w:tab/>
-      <w:t>2025-08-15</w:t>
+      <w:t>2025-08-16</w:t>
       <w:br/>
       <w:br/>
     </w:r>

--- a/tillsyn/A 28167-2025 tillsynsbegäran.docx
+++ b/tillsyn/A 28167-2025 tillsynsbegäran.docx
@@ -253,7 +253,7 @@
     <w:r>
       <w:tab/>
       <w:tab/>
-      <w:t>2025-08-16</w:t>
+      <w:t>2025-08-17</w:t>
       <w:br/>
       <w:br/>
     </w:r>

--- a/tillsyn/A 28167-2025 tillsynsbegäran.docx
+++ b/tillsyn/A 28167-2025 tillsynsbegäran.docx
@@ -253,7 +253,7 @@
     <w:r>
       <w:tab/>
       <w:tab/>
-      <w:t>2025-08-17</w:t>
+      <w:t>2025-08-18</w:t>
       <w:br/>
       <w:br/>
     </w:r>

--- a/tillsyn/A 28167-2025 tillsynsbegäran.docx
+++ b/tillsyn/A 28167-2025 tillsynsbegäran.docx
@@ -253,7 +253,7 @@
     <w:r>
       <w:tab/>
       <w:tab/>
-      <w:t>2025-08-18</w:t>
+      <w:t>2025-08-19</w:t>
       <w:br/>
       <w:br/>
     </w:r>

--- a/tillsyn/A 28167-2025 tillsynsbegäran.docx
+++ b/tillsyn/A 28167-2025 tillsynsbegäran.docx
@@ -253,7 +253,7 @@
     <w:r>
       <w:tab/>
       <w:tab/>
-      <w:t>2025-08-19</w:t>
+      <w:t>2025-08-20</w:t>
       <w:br/>
       <w:br/>
     </w:r>

--- a/tillsyn/A 28167-2025 tillsynsbegäran.docx
+++ b/tillsyn/A 28167-2025 tillsynsbegäran.docx
@@ -253,7 +253,7 @@
     <w:r>
       <w:tab/>
       <w:tab/>
-      <w:t>2025-08-20</w:t>
+      <w:t>2025-08-21</w:t>
       <w:br/>
       <w:br/>
     </w:r>

--- a/tillsyn/A 28167-2025 tillsynsbegäran.docx
+++ b/tillsyn/A 28167-2025 tillsynsbegäran.docx
@@ -253,7 +253,7 @@
     <w:r>
       <w:tab/>
       <w:tab/>
-      <w:t>2025-08-21</w:t>
+      <w:t>2025-08-22</w:t>
       <w:br/>
       <w:br/>
     </w:r>

--- a/tillsyn/A 28167-2025 tillsynsbegäran.docx
+++ b/tillsyn/A 28167-2025 tillsynsbegäran.docx
@@ -253,7 +253,7 @@
     <w:r>
       <w:tab/>
       <w:tab/>
-      <w:t>2025-08-22</w:t>
+      <w:t>2025-08-23</w:t>
       <w:br/>
       <w:br/>
     </w:r>

--- a/tillsyn/A 28167-2025 tillsynsbegäran.docx
+++ b/tillsyn/A 28167-2025 tillsynsbegäran.docx
@@ -253,7 +253,7 @@
     <w:r>
       <w:tab/>
       <w:tab/>
-      <w:t>2025-08-23</w:t>
+      <w:t>2025-08-24</w:t>
       <w:br/>
       <w:br/>
     </w:r>

--- a/tillsyn/A 28167-2025 tillsynsbegäran.docx
+++ b/tillsyn/A 28167-2025 tillsynsbegäran.docx
@@ -253,7 +253,7 @@
     <w:r>
       <w:tab/>
       <w:tab/>
-      <w:t>2025-08-24</w:t>
+      <w:t>2025-08-25</w:t>
       <w:br/>
       <w:br/>
     </w:r>

--- a/tillsyn/A 28167-2025 tillsynsbegäran.docx
+++ b/tillsyn/A 28167-2025 tillsynsbegäran.docx
@@ -253,7 +253,7 @@
     <w:r>
       <w:tab/>
       <w:tab/>
-      <w:t>2025-08-25</w:t>
+      <w:t>2025-08-26</w:t>
       <w:br/>
       <w:br/>
     </w:r>

--- a/tillsyn/A 28167-2025 tillsynsbegäran.docx
+++ b/tillsyn/A 28167-2025 tillsynsbegäran.docx
@@ -253,7 +253,7 @@
     <w:r>
       <w:tab/>
       <w:tab/>
-      <w:t>2025-08-26</w:t>
+      <w:t>2025-08-30</w:t>
       <w:br/>
       <w:br/>
     </w:r>

--- a/tillsyn/A 28167-2025 tillsynsbegäran.docx
+++ b/tillsyn/A 28167-2025 tillsynsbegäran.docx
@@ -253,7 +253,7 @@
     <w:r>
       <w:tab/>
       <w:tab/>
-      <w:t>2025-08-30</w:t>
+      <w:t>2025-08-31</w:t>
       <w:br/>
       <w:br/>
     </w:r>

--- a/tillsyn/A 28167-2025 tillsynsbegäran.docx
+++ b/tillsyn/A 28167-2025 tillsynsbegäran.docx
@@ -253,7 +253,7 @@
     <w:r>
       <w:tab/>
       <w:tab/>
-      <w:t>2025-08-31</w:t>
+      <w:t>2025-09-01</w:t>
       <w:br/>
       <w:br/>
     </w:r>

--- a/tillsyn/A 28167-2025 tillsynsbegäran.docx
+++ b/tillsyn/A 28167-2025 tillsynsbegäran.docx
@@ -253,7 +253,7 @@
     <w:r>
       <w:tab/>
       <w:tab/>
-      <w:t>2025-09-01</w:t>
+      <w:t>2025-09-04</w:t>
       <w:br/>
       <w:br/>
     </w:r>

--- a/tillsyn/A 28167-2025 tillsynsbegäran.docx
+++ b/tillsyn/A 28167-2025 tillsynsbegäran.docx
@@ -253,7 +253,7 @@
     <w:r>
       <w:tab/>
       <w:tab/>
-      <w:t>2025-09-04</w:t>
+      <w:t>2025-09-05</w:t>
       <w:br/>
       <w:br/>
     </w:r>

--- a/tillsyn/A 28167-2025 tillsynsbegäran.docx
+++ b/tillsyn/A 28167-2025 tillsynsbegäran.docx
@@ -253,7 +253,7 @@
     <w:r>
       <w:tab/>
       <w:tab/>
-      <w:t>2025-09-05</w:t>
+      <w:t>2025-09-07</w:t>
       <w:br/>
       <w:br/>
     </w:r>

--- a/tillsyn/A 28167-2025 tillsynsbegäran.docx
+++ b/tillsyn/A 28167-2025 tillsynsbegäran.docx
@@ -253,7 +253,7 @@
     <w:r>
       <w:tab/>
       <w:tab/>
-      <w:t>2025-09-07</w:t>
+      <w:t>2025-09-08</w:t>
       <w:br/>
       <w:br/>
     </w:r>

--- a/tillsyn/A 28167-2025 tillsynsbegäran.docx
+++ b/tillsyn/A 28167-2025 tillsynsbegäran.docx
@@ -253,7 +253,7 @@
     <w:r>
       <w:tab/>
       <w:tab/>
-      <w:t>2025-09-08</w:t>
+      <w:t>2025-09-10</w:t>
       <w:br/>
       <w:br/>
     </w:r>

--- a/tillsyn/A 28167-2025 tillsynsbegäran.docx
+++ b/tillsyn/A 28167-2025 tillsynsbegäran.docx
@@ -253,7 +253,7 @@
     <w:r>
       <w:tab/>
       <w:tab/>
-      <w:t>2025-09-10</w:t>
+      <w:t>2025-09-11</w:t>
       <w:br/>
       <w:br/>
     </w:r>

--- a/tillsyn/A 28167-2025 tillsynsbegäran.docx
+++ b/tillsyn/A 28167-2025 tillsynsbegäran.docx
@@ -253,7 +253,7 @@
     <w:r>
       <w:tab/>
       <w:tab/>
-      <w:t>2025-09-11</w:t>
+      <w:t>2025-09-12</w:t>
       <w:br/>
       <w:br/>
     </w:r>

--- a/tillsyn/A 28167-2025 tillsynsbegäran.docx
+++ b/tillsyn/A 28167-2025 tillsynsbegäran.docx
@@ -253,7 +253,7 @@
     <w:r>
       <w:tab/>
       <w:tab/>
-      <w:t>2025-09-12</w:t>
+      <w:t>2025-09-13</w:t>
       <w:br/>
       <w:br/>
     </w:r>

--- a/tillsyn/A 28167-2025 tillsynsbegäran.docx
+++ b/tillsyn/A 28167-2025 tillsynsbegäran.docx
@@ -253,7 +253,7 @@
     <w:r>
       <w:tab/>
       <w:tab/>
-      <w:t>2025-09-13</w:t>
+      <w:t>2025-09-14</w:t>
       <w:br/>
       <w:br/>
     </w:r>

--- a/tillsyn/A 28167-2025 tillsynsbegäran.docx
+++ b/tillsyn/A 28167-2025 tillsynsbegäran.docx
@@ -253,7 +253,7 @@
     <w:r>
       <w:tab/>
       <w:tab/>
-      <w:t>2025-09-14</w:t>
+      <w:t>2025-09-15</w:t>
       <w:br/>
       <w:br/>
     </w:r>

--- a/tillsyn/A 28167-2025 tillsynsbegäran.docx
+++ b/tillsyn/A 28167-2025 tillsynsbegäran.docx
@@ -253,7 +253,7 @@
     <w:r>
       <w:tab/>
       <w:tab/>
-      <w:t>2025-09-15</w:t>
+      <w:t>2025-09-16</w:t>
       <w:br/>
       <w:br/>
     </w:r>

--- a/tillsyn/A 28167-2025 tillsynsbegäran.docx
+++ b/tillsyn/A 28167-2025 tillsynsbegäran.docx
@@ -253,7 +253,7 @@
     <w:r>
       <w:tab/>
       <w:tab/>
-      <w:t>2025-09-16</w:t>
+      <w:t>2025-09-17</w:t>
       <w:br/>
       <w:br/>
     </w:r>

--- a/tillsyn/A 28167-2025 tillsynsbegäran.docx
+++ b/tillsyn/A 28167-2025 tillsynsbegäran.docx
@@ -253,7 +253,7 @@
     <w:r>
       <w:tab/>
       <w:tab/>
-      <w:t>2025-09-17</w:t>
+      <w:t>2025-09-18</w:t>
       <w:br/>
       <w:br/>
     </w:r>

--- a/tillsyn/A 28167-2025 tillsynsbegäran.docx
+++ b/tillsyn/A 28167-2025 tillsynsbegäran.docx
@@ -253,7 +253,7 @@
     <w:r>
       <w:tab/>
       <w:tab/>
-      <w:t>2025-09-18</w:t>
+      <w:t>2025-09-22</w:t>
       <w:br/>
       <w:br/>
     </w:r>

--- a/tillsyn/A 28167-2025 tillsynsbegäran.docx
+++ b/tillsyn/A 28167-2025 tillsynsbegäran.docx
@@ -253,7 +253,7 @@
     <w:r>
       <w:tab/>
       <w:tab/>
-      <w:t>2025-09-22</w:t>
+      <w:t>2025-09-23</w:t>
       <w:br/>
       <w:br/>
     </w:r>

--- a/tillsyn/A 28167-2025 tillsynsbegäran.docx
+++ b/tillsyn/A 28167-2025 tillsynsbegäran.docx
@@ -253,7 +253,7 @@
     <w:r>
       <w:tab/>
       <w:tab/>
-      <w:t>2025-09-23</w:t>
+      <w:t>2025-09-24</w:t>
       <w:br/>
       <w:br/>
     </w:r>

--- a/tillsyn/A 28167-2025 tillsynsbegäran.docx
+++ b/tillsyn/A 28167-2025 tillsynsbegäran.docx
@@ -253,7 +253,7 @@
     <w:r>
       <w:tab/>
       <w:tab/>
-      <w:t>2025-09-24</w:t>
+      <w:t>2025-09-25</w:t>
       <w:br/>
       <w:br/>
     </w:r>

--- a/tillsyn/A 28167-2025 tillsynsbegäran.docx
+++ b/tillsyn/A 28167-2025 tillsynsbegäran.docx
@@ -253,7 +253,7 @@
     <w:r>
       <w:tab/>
       <w:tab/>
-      <w:t>2025-09-25</w:t>
+      <w:t>2025-09-26</w:t>
       <w:br/>
       <w:br/>
     </w:r>

--- a/tillsyn/A 28167-2025 tillsynsbegäran.docx
+++ b/tillsyn/A 28167-2025 tillsynsbegäran.docx
@@ -253,7 +253,7 @@
     <w:r>
       <w:tab/>
       <w:tab/>
-      <w:t>2025-09-26</w:t>
+      <w:t>2025-09-27</w:t>
       <w:br/>
       <w:br/>
     </w:r>

--- a/tillsyn/A 28167-2025 tillsynsbegäran.docx
+++ b/tillsyn/A 28167-2025 tillsynsbegäran.docx
@@ -253,7 +253,7 @@
     <w:r>
       <w:tab/>
       <w:tab/>
-      <w:t>2025-09-27</w:t>
+      <w:t>2025-09-28</w:t>
       <w:br/>
       <w:br/>
     </w:r>

--- a/tillsyn/A 28167-2025 tillsynsbegäran.docx
+++ b/tillsyn/A 28167-2025 tillsynsbegäran.docx
@@ -253,7 +253,7 @@
     <w:r>
       <w:tab/>
       <w:tab/>
-      <w:t>2025-09-28</w:t>
+      <w:t>2025-09-29</w:t>
       <w:br/>
       <w:br/>
     </w:r>

--- a/tillsyn/A 28167-2025 tillsynsbegäran.docx
+++ b/tillsyn/A 28167-2025 tillsynsbegäran.docx
@@ -253,7 +253,7 @@
     <w:r>
       <w:tab/>
       <w:tab/>
-      <w:t>2025-09-29</w:t>
+      <w:t>2025-09-30</w:t>
       <w:br/>
       <w:br/>
     </w:r>

--- a/tillsyn/A 28167-2025 tillsynsbegäran.docx
+++ b/tillsyn/A 28167-2025 tillsynsbegäran.docx
@@ -253,7 +253,7 @@
     <w:r>
       <w:tab/>
       <w:tab/>
-      <w:t>2025-09-30</w:t>
+      <w:t>2025-10-01</w:t>
       <w:br/>
       <w:br/>
     </w:r>

--- a/tillsyn/A 28167-2025 tillsynsbegäran.docx
+++ b/tillsyn/A 28167-2025 tillsynsbegäran.docx
@@ -253,7 +253,7 @@
     <w:r>
       <w:tab/>
       <w:tab/>
-      <w:t>2025-10-01</w:t>
+      <w:t>2025-10-02</w:t>
       <w:br/>
       <w:br/>
     </w:r>

--- a/tillsyn/A 28167-2025 tillsynsbegäran.docx
+++ b/tillsyn/A 28167-2025 tillsynsbegäran.docx
@@ -253,7 +253,7 @@
     <w:r>
       <w:tab/>
       <w:tab/>
-      <w:t>2025-10-02</w:t>
+      <w:t>2025-10-03</w:t>
       <w:br/>
       <w:br/>
     </w:r>

--- a/tillsyn/A 28167-2025 tillsynsbegäran.docx
+++ b/tillsyn/A 28167-2025 tillsynsbegäran.docx
@@ -253,7 +253,7 @@
     <w:r>
       <w:tab/>
       <w:tab/>
-      <w:t>2025-10-03</w:t>
+      <w:t>2025-10-04</w:t>
       <w:br/>
       <w:br/>
     </w:r>

--- a/tillsyn/A 28167-2025 tillsynsbegäran.docx
+++ b/tillsyn/A 28167-2025 tillsynsbegäran.docx
@@ -253,7 +253,7 @@
     <w:r>
       <w:tab/>
       <w:tab/>
-      <w:t>2025-10-04</w:t>
+      <w:t>2025-10-05</w:t>
       <w:br/>
       <w:br/>
     </w:r>

--- a/tillsyn/A 28167-2025 tillsynsbegäran.docx
+++ b/tillsyn/A 28167-2025 tillsynsbegäran.docx
@@ -253,7 +253,7 @@
     <w:r>
       <w:tab/>
       <w:tab/>
-      <w:t>2025-10-05</w:t>
+      <w:t>2025-10-06</w:t>
       <w:br/>
       <w:br/>
     </w:r>

--- a/tillsyn/A 28167-2025 tillsynsbegäran.docx
+++ b/tillsyn/A 28167-2025 tillsynsbegäran.docx
@@ -253,7 +253,7 @@
     <w:r>
       <w:tab/>
       <w:tab/>
-      <w:t>2025-10-06</w:t>
+      <w:t>2025-10-07</w:t>
       <w:br/>
       <w:br/>
     </w:r>

--- a/tillsyn/A 28167-2025 tillsynsbegäran.docx
+++ b/tillsyn/A 28167-2025 tillsynsbegäran.docx
@@ -253,7 +253,7 @@
     <w:r>
       <w:tab/>
       <w:tab/>
-      <w:t>2025-10-07</w:t>
+      <w:t>2025-10-08</w:t>
       <w:br/>
       <w:br/>
     </w:r>

--- a/tillsyn/A 28167-2025 tillsynsbegäran.docx
+++ b/tillsyn/A 28167-2025 tillsynsbegäran.docx
@@ -253,7 +253,7 @@
     <w:r>
       <w:tab/>
       <w:tab/>
-      <w:t>2025-10-08</w:t>
+      <w:t>2025-10-09</w:t>
       <w:br/>
       <w:br/>
     </w:r>

--- a/tillsyn/A 28167-2025 tillsynsbegäran.docx
+++ b/tillsyn/A 28167-2025 tillsynsbegäran.docx
@@ -253,7 +253,7 @@
     <w:r>
       <w:tab/>
       <w:tab/>
-      <w:t>2025-10-09</w:t>
+      <w:t>2025-10-10</w:t>
       <w:br/>
       <w:br/>
     </w:r>

--- a/tillsyn/A 28167-2025 tillsynsbegäran.docx
+++ b/tillsyn/A 28167-2025 tillsynsbegäran.docx
@@ -253,7 +253,7 @@
     <w:r>
       <w:tab/>
       <w:tab/>
-      <w:t>2025-10-10</w:t>
+      <w:t>2025-10-11</w:t>
       <w:br/>
       <w:br/>
     </w:r>
